--- a/Session6/bt2docx.docx
+++ b/Session6/bt2docx.docx
@@ -29,7 +29,6 @@
           <w:szCs w:val="24"/>
         </w:rPr>
       </w:pPr>
-      <w:bookmarkStart w:id="0" w:name="_GoBack"/>
       <w:r>
         <w:rPr>
           <w:rStyle w:val="5"/>
@@ -1100,6 +1099,7 @@
             <w:insideH w:val="none" w:color="auto" w:sz="0" w:space="0"/>
             <w:insideV w:val="none" w:color="auto" w:sz="0" w:space="0"/>
           </w:tblBorders>
+          <w:shd w:val="clear"/>
           <w:tblCellMar>
             <w:top w:w="0" w:type="dxa"/>
             <w:left w:w="0" w:type="dxa"/>
@@ -1852,8 +1852,11 @@
           <w:caps w:val="0"/>
           <w:color w:val="000000"/>
           <w:spacing w:val="0"/>
-          <w:sz w:val="24"/>
-          <w:szCs w:val="24"/>
+          <w:sz w:val="21"/>
+          <w:szCs w:val="21"/>
+          <w:bdr w:val="none" w:color="auto" w:sz="0" w:space="0"/>
+          <w:shd w:val="clear" w:fill="FFFFFF"/>
+          <w:lang w:val="en-US"/>
         </w:rPr>
       </w:pPr>
       <w:r>
@@ -1890,6 +1893,80 @@
           <w:lang w:val="en-US"/>
         </w:rPr>
         <w:t> Vẽ Activity Diagram có 2 Swimlane (Khách hàng, Bộ phận Kho), thể hiện đủ Decision và cặp Fork/Join theo bảng trên.</w:t>
+      </w:r>
+    </w:p>
+    <w:p>
+      <w:pPr>
+        <w:pStyle w:val="4"/>
+        <w:keepNext w:val="0"/>
+        <w:keepLines w:val="0"/>
+        <w:widowControl/>
+        <w:suppressLineNumbers w:val="0"/>
+        <w:pBdr>
+          <w:top w:val="none" w:color="auto" w:sz="0" w:space="0"/>
+          <w:left w:val="none" w:color="auto" w:sz="0" w:space="0"/>
+          <w:bottom w:val="none" w:color="auto" w:sz="0" w:space="0"/>
+          <w:right w:val="none" w:color="auto" w:sz="0" w:space="0"/>
+        </w:pBdr>
+        <w:shd w:val="clear" w:fill="FFFFFF"/>
+        <w:spacing w:before="0" w:beforeAutospacing="0" w:after="288" w:afterAutospacing="0"/>
+        <w:ind w:left="0" w:right="0" w:firstLine="0"/>
+        <w:rPr>
+          <w:rFonts w:hint="default" w:ascii="Times New Roman" w:hAnsi="Times New Roman" w:eastAsia="SFProDisplay" w:cs="Times New Roman"/>
+          <w:i w:val="0"/>
+          <w:iCs w:val="0"/>
+          <w:caps w:val="0"/>
+          <w:color w:val="000000"/>
+          <w:spacing w:val="0"/>
+          <w:sz w:val="21"/>
+          <w:szCs w:val="21"/>
+          <w:bdr w:val="none" w:color="auto" w:sz="0" w:space="0"/>
+          <w:shd w:val="clear" w:fill="FFFFFF"/>
+          <w:lang w:val="en-US"/>
+        </w:rPr>
+      </w:pPr>
+      <w:r>
+        <w:drawing>
+          <wp:inline distT="0" distB="0" distL="114300" distR="114300">
+            <wp:extent cx="5273040" cy="3559175"/>
+            <wp:effectExtent l="0" t="0" r="0" b="6985"/>
+            <wp:docPr id="1" name="Picture 1"/>
+            <wp:cNvGraphicFramePr>
+              <a:graphicFrameLocks xmlns:a="http://schemas.openxmlformats.org/drawingml/2006/main" noChangeAspect="1"/>
+            </wp:cNvGraphicFramePr>
+            <a:graphic xmlns:a="http://schemas.openxmlformats.org/drawingml/2006/main">
+              <a:graphicData uri="http://schemas.openxmlformats.org/drawingml/2006/picture">
+                <pic:pic xmlns:pic="http://schemas.openxmlformats.org/drawingml/2006/picture">
+                  <pic:nvPicPr>
+                    <pic:cNvPr id="1" name="Picture 1"/>
+                    <pic:cNvPicPr>
+                      <a:picLocks noChangeAspect="1"/>
+                    </pic:cNvPicPr>
+                  </pic:nvPicPr>
+                  <pic:blipFill>
+                    <a:blip r:embed="rId4"/>
+                    <a:stretch>
+                      <a:fillRect/>
+                    </a:stretch>
+                  </pic:blipFill>
+                  <pic:spPr>
+                    <a:xfrm>
+                      <a:off x="0" y="0"/>
+                      <a:ext cx="5273040" cy="3559175"/>
+                    </a:xfrm>
+                    <a:prstGeom prst="rect">
+                      <a:avLst/>
+                    </a:prstGeom>
+                    <a:noFill/>
+                    <a:ln>
+                      <a:noFill/>
+                    </a:ln>
+                  </pic:spPr>
+                </pic:pic>
+              </a:graphicData>
+            </a:graphic>
+          </wp:inline>
+        </w:drawing>
       </w:r>
     </w:p>
     <w:p>
@@ -2102,7 +2179,6 @@
             <w:insideH w:val="none" w:color="auto" w:sz="0" w:space="0"/>
             <w:insideV w:val="none" w:color="auto" w:sz="0" w:space="0"/>
           </w:tblBorders>
-          <w:shd w:val="clear"/>
           <w:tblCellMar>
             <w:top w:w="0" w:type="dxa"/>
             <w:left w:w="0" w:type="dxa"/>
@@ -2345,7 +2421,6 @@
             <w:insideH w:val="none" w:color="auto" w:sz="0" w:space="0"/>
             <w:insideV w:val="none" w:color="auto" w:sz="0" w:space="0"/>
           </w:tblBorders>
-          <w:shd w:val="clear"/>
           <w:tblCellMar>
             <w:top w:w="0" w:type="dxa"/>
             <w:left w:w="0" w:type="dxa"/>
@@ -3349,8 +3424,52 @@
           <w:rFonts w:hint="default" w:ascii="Times New Roman" w:hAnsi="Times New Roman" w:cs="Times New Roman"/>
         </w:rPr>
       </w:pPr>
+      <w:r>
+        <w:drawing>
+          <wp:inline distT="0" distB="0" distL="114300" distR="114300">
+            <wp:extent cx="5272405" cy="2825115"/>
+            <wp:effectExtent l="0" t="0" r="635" b="9525"/>
+            <wp:docPr id="2" name="Picture 2"/>
+            <wp:cNvGraphicFramePr>
+              <a:graphicFrameLocks xmlns:a="http://schemas.openxmlformats.org/drawingml/2006/main" noChangeAspect="1"/>
+            </wp:cNvGraphicFramePr>
+            <a:graphic xmlns:a="http://schemas.openxmlformats.org/drawingml/2006/main">
+              <a:graphicData uri="http://schemas.openxmlformats.org/drawingml/2006/picture">
+                <pic:pic xmlns:pic="http://schemas.openxmlformats.org/drawingml/2006/picture">
+                  <pic:nvPicPr>
+                    <pic:cNvPr id="2" name="Picture 2"/>
+                    <pic:cNvPicPr>
+                      <a:picLocks noChangeAspect="1"/>
+                    </pic:cNvPicPr>
+                  </pic:nvPicPr>
+                  <pic:blipFill>
+                    <a:blip r:embed="rId5"/>
+                    <a:stretch>
+                      <a:fillRect/>
+                    </a:stretch>
+                  </pic:blipFill>
+                  <pic:spPr>
+                    <a:xfrm>
+                      <a:off x="0" y="0"/>
+                      <a:ext cx="5272405" cy="2825115"/>
+                    </a:xfrm>
+                    <a:prstGeom prst="rect">
+                      <a:avLst/>
+                    </a:prstGeom>
+                    <a:noFill/>
+                    <a:ln>
+                      <a:noFill/>
+                    </a:ln>
+                  </pic:spPr>
+                </pic:pic>
+              </a:graphicData>
+            </a:graphic>
+          </wp:inline>
+        </w:drawing>
+      </w:r>
+      <w:bookmarkStart w:id="0" w:name="_GoBack"/>
+      <w:bookmarkEnd w:id="0"/>
     </w:p>
-    <w:bookmarkEnd w:id="0"/>
     <w:sectPr>
       <w:pgSz w:w="11906" w:h="16838"/>
       <w:pgMar w:top="1440" w:right="1800" w:bottom="1440" w:left="1800" w:header="720" w:footer="720" w:gutter="0"/>
